--- a/docu/DocumentacionProyecto_2VIFC303_RaquelValesVilas.docx
+++ b/docu/DocumentacionProyecto_2VIFC303_RaquelValesVilas.docx
@@ -12503,7 +12503,7 @@
               <w:jc w:val="center"/>
             </w:pPr>
             <w:r>
-              <w:t>En proceso</w:t>
+              <w:t>Completado</w:t>
             </w:r>
           </w:p>
         </w:tc>
@@ -12645,7 +12645,7 @@
               <w:jc w:val="center"/>
             </w:pPr>
             <w:r>
-              <w:t>Pendiente</w:t>
+              <w:t>Completado</w:t>
             </w:r>
           </w:p>
         </w:tc>
@@ -15391,6 +15391,16 @@
     <w:p>
       <w:pPr>
         <w:jc w:val="both"/>
+      </w:pPr>
+    </w:p>
+    <w:p>
+      <w:pPr>
+        <w:jc w:val="both"/>
+      </w:pPr>
+    </w:p>
+    <w:p>
+      <w:pPr>
+        <w:jc w:val="both"/>
         <w:rPr>
           <w:b/>
           <w:bCs/>
@@ -15401,6 +15411,7 @@
           <w:b/>
           <w:bCs/>
         </w:rPr>
+        <w:lastRenderedPageBreak/>
         <w:t>Evolutivo 2: Generación automática de informes en PDF</w:t>
       </w:r>
     </w:p>
@@ -15409,7 +15420,6 @@
         <w:jc w:val="both"/>
       </w:pPr>
       <w:r>
-        <w:lastRenderedPageBreak/>
         <w:t>Se propone implementar la generación automática de informes en formato PDF que resuman el estado de las prácticas de cada alumno. Estos informes serían útiles tanto para el tutor del centro como para la administración del centro educativo.</w:t>
       </w:r>
     </w:p>
@@ -15606,13 +15616,7 @@
         <w:jc w:val="both"/>
       </w:pPr>
       <w:r>
-        <w:t xml:space="preserve">A </w:t>
-      </w:r>
-      <w:r>
-        <w:t>continuación,</w:t>
-      </w:r>
-      <w:r>
-        <w:t xml:space="preserve"> se analiza el impacto y los posibles riesgos asociados a cada uno de los evolutivos propuestos:</w:t>
+        <w:t>A continuación, se analiza el impacto y los posibles riesgos asociados a cada uno de los evolutivos propuestos:</w:t>
       </w:r>
     </w:p>
     <w:tbl>
@@ -16090,13 +16094,7 @@
         <w:jc w:val="both"/>
       </w:pPr>
       <w:r>
-        <w:t xml:space="preserve">El desarrollo de este proyecto ha puesto en práctica los conocimientos adquiridos a lo largo del ciclo formativo de Desarrollo de Aplicaciones Web (DAW). A </w:t>
-      </w:r>
-      <w:r>
-        <w:t>continuación,</w:t>
-      </w:r>
-      <w:r>
-        <w:t xml:space="preserve"> se detalla la relación del proyecto con cada uno de los módulos cursados, tanto de 1º como de 2º curso.</w:t>
+        <w:t>El desarrollo de este proyecto ha puesto en práctica los conocimientos adquiridos a lo largo del ciclo formativo de Desarrollo de Aplicaciones Web (DAW). A continuación, se detalla la relación del proyecto con cada uno de los módulos cursados, tanto de 1º como de 2º curso.</w:t>
       </w:r>
     </w:p>
     <w:tbl>
@@ -17058,11 +17056,6 @@
       <w:bookmarkEnd w:id="177"/>
     </w:p>
     <w:p>
-      <w:r>
-        <w:t>(...)</w:t>
-      </w:r>
-    </w:p>
-    <w:p>
       <w:pPr>
         <w:pStyle w:val="Prrafodelista"/>
         <w:keepNext/>
@@ -17130,8 +17123,803 @@
       <w:bookmarkEnd w:id="194"/>
     </w:p>
     <w:p>
-      <w:r>
-        <w:t>(...)</w:t>
+      <w:pPr>
+        <w:pStyle w:val="Prrafodelista"/>
+        <w:spacing w:after="120"/>
+        <w:ind w:left="360"/>
+      </w:pPr>
+      <w:r>
+        <w:t>La guía de estilos define las decisiones de diseño visual aplicadas en la interfaz de la aplicación, con el objetivo de garantizar una experiencia de usuario coherente, accesible y profesional.</w:t>
+      </w:r>
+    </w:p>
+    <w:p>
+      <w:pPr>
+        <w:rPr>
+          <w:b/>
+          <w:bCs/>
+        </w:rPr>
+      </w:pPr>
+    </w:p>
+    <w:p>
+      <w:pPr>
+        <w:rPr>
+          <w:b/>
+          <w:bCs/>
+        </w:rPr>
+      </w:pPr>
+    </w:p>
+    <w:p>
+      <w:pPr>
+        <w:rPr>
+          <w:b/>
+          <w:bCs/>
+        </w:rPr>
+      </w:pPr>
+    </w:p>
+    <w:p>
+      <w:pPr>
+        <w:jc w:val="both"/>
+        <w:rPr>
+          <w:b/>
+          <w:bCs/>
+        </w:rPr>
+      </w:pPr>
+      <w:r>
+        <w:rPr>
+          <w:b/>
+          <w:bCs/>
+        </w:rPr>
+        <w:lastRenderedPageBreak/>
+        <w:t>Paleta de colores</w:t>
+      </w:r>
+    </w:p>
+    <w:tbl>
+      <w:tblPr>
+        <w:tblW w:w="9026" w:type="dxa"/>
+        <w:tblBorders>
+          <w:top w:val="single" w:sz="4" w:space="0" w:color="auto"/>
+          <w:left w:val="single" w:sz="4" w:space="0" w:color="auto"/>
+          <w:bottom w:val="single" w:sz="4" w:space="0" w:color="auto"/>
+          <w:right w:val="single" w:sz="4" w:space="0" w:color="auto"/>
+          <w:insideH w:val="single" w:sz="4" w:space="0" w:color="auto"/>
+          <w:insideV w:val="single" w:sz="4" w:space="0" w:color="auto"/>
+        </w:tblBorders>
+        <w:tblCellMar>
+          <w:left w:w="10" w:type="dxa"/>
+          <w:right w:w="10" w:type="dxa"/>
+        </w:tblCellMar>
+        <w:tblLook w:val="04A0" w:firstRow="1" w:lastRow="0" w:firstColumn="1" w:lastColumn="0" w:noHBand="0" w:noVBand="1"/>
+      </w:tblPr>
+      <w:tblGrid>
+        <w:gridCol w:w="2500"/>
+        <w:gridCol w:w="2000"/>
+        <w:gridCol w:w="4526"/>
+      </w:tblGrid>
+      <w:tr>
+        <w:tc>
+          <w:tcPr>
+            <w:tcW w:w="2500" w:type="dxa"/>
+            <w:tcBorders>
+              <w:top w:val="single" w:sz="2" w:space="0" w:color="CCCCCC"/>
+              <w:left w:val="single" w:sz="2" w:space="0" w:color="CCCCCC"/>
+              <w:bottom w:val="single" w:sz="2" w:space="0" w:color="CCCCCC"/>
+              <w:right w:val="single" w:sz="2" w:space="0" w:color="CCCCCC"/>
+            </w:tcBorders>
+            <w:shd w:val="clear" w:color="auto" w:fill="2E75B6"/>
+            <w:tcMar>
+              <w:top w:w="80" w:type="dxa"/>
+              <w:left w:w="120" w:type="dxa"/>
+              <w:bottom w:w="80" w:type="dxa"/>
+              <w:right w:w="120" w:type="dxa"/>
+            </w:tcMar>
+            <w:hideMark/>
+          </w:tcPr>
+          <w:p>
+            <w:pPr>
+              <w:rPr>
+                <w:b/>
+                <w:bCs/>
+                <w:color w:val="FFFFFF"/>
+              </w:rPr>
+            </w:pPr>
+            <w:r>
+              <w:rPr>
+                <w:b/>
+                <w:bCs/>
+                <w:color w:val="FFFFFF"/>
+              </w:rPr>
+              <w:t>Color</w:t>
+            </w:r>
+          </w:p>
+        </w:tc>
+        <w:tc>
+          <w:tcPr>
+            <w:tcW w:w="2000" w:type="dxa"/>
+            <w:tcBorders>
+              <w:top w:val="single" w:sz="2" w:space="0" w:color="CCCCCC"/>
+              <w:left w:val="single" w:sz="2" w:space="0" w:color="CCCCCC"/>
+              <w:bottom w:val="single" w:sz="2" w:space="0" w:color="CCCCCC"/>
+              <w:right w:val="single" w:sz="2" w:space="0" w:color="CCCCCC"/>
+            </w:tcBorders>
+            <w:shd w:val="clear" w:color="auto" w:fill="2E75B6"/>
+            <w:tcMar>
+              <w:top w:w="80" w:type="dxa"/>
+              <w:left w:w="120" w:type="dxa"/>
+              <w:bottom w:w="80" w:type="dxa"/>
+              <w:right w:w="120" w:type="dxa"/>
+            </w:tcMar>
+            <w:hideMark/>
+          </w:tcPr>
+          <w:p>
+            <w:pPr>
+              <w:rPr>
+                <w:b/>
+                <w:bCs/>
+                <w:color w:val="FFFFFF"/>
+              </w:rPr>
+            </w:pPr>
+            <w:r>
+              <w:rPr>
+                <w:b/>
+                <w:bCs/>
+                <w:color w:val="FFFFFF"/>
+              </w:rPr>
+              <w:t>Código HEX</w:t>
+            </w:r>
+          </w:p>
+        </w:tc>
+        <w:tc>
+          <w:tcPr>
+            <w:tcW w:w="4526" w:type="dxa"/>
+            <w:tcBorders>
+              <w:top w:val="single" w:sz="2" w:space="0" w:color="CCCCCC"/>
+              <w:left w:val="single" w:sz="2" w:space="0" w:color="CCCCCC"/>
+              <w:bottom w:val="single" w:sz="2" w:space="0" w:color="CCCCCC"/>
+              <w:right w:val="single" w:sz="2" w:space="0" w:color="CCCCCC"/>
+            </w:tcBorders>
+            <w:shd w:val="clear" w:color="auto" w:fill="2E75B6"/>
+            <w:tcMar>
+              <w:top w:w="80" w:type="dxa"/>
+              <w:left w:w="120" w:type="dxa"/>
+              <w:bottom w:w="80" w:type="dxa"/>
+              <w:right w:w="120" w:type="dxa"/>
+            </w:tcMar>
+            <w:hideMark/>
+          </w:tcPr>
+          <w:p>
+            <w:pPr>
+              <w:rPr>
+                <w:b/>
+                <w:bCs/>
+                <w:color w:val="FFFFFF"/>
+              </w:rPr>
+            </w:pPr>
+            <w:r>
+              <w:rPr>
+                <w:b/>
+                <w:bCs/>
+                <w:color w:val="FFFFFF"/>
+              </w:rPr>
+              <w:t>Uso</w:t>
+            </w:r>
+          </w:p>
+        </w:tc>
+      </w:tr>
+      <w:tr>
+        <w:tc>
+          <w:tcPr>
+            <w:tcW w:w="2500" w:type="dxa"/>
+            <w:tcBorders>
+              <w:top w:val="single" w:sz="2" w:space="0" w:color="CCCCCC"/>
+              <w:left w:val="single" w:sz="2" w:space="0" w:color="CCCCCC"/>
+              <w:bottom w:val="single" w:sz="2" w:space="0" w:color="CCCCCC"/>
+              <w:right w:val="single" w:sz="2" w:space="0" w:color="CCCCCC"/>
+            </w:tcBorders>
+            <w:shd w:val="clear" w:color="auto" w:fill="F2F7FB"/>
+            <w:tcMar>
+              <w:top w:w="80" w:type="dxa"/>
+              <w:left w:w="120" w:type="dxa"/>
+              <w:bottom w:w="80" w:type="dxa"/>
+              <w:right w:w="120" w:type="dxa"/>
+            </w:tcMar>
+            <w:hideMark/>
+          </w:tcPr>
+          <w:p>
+            <w:r>
+              <w:t>Azul principal</w:t>
+            </w:r>
+          </w:p>
+        </w:tc>
+        <w:tc>
+          <w:tcPr>
+            <w:tcW w:w="2000" w:type="dxa"/>
+            <w:tcBorders>
+              <w:top w:val="single" w:sz="2" w:space="0" w:color="CCCCCC"/>
+              <w:left w:val="single" w:sz="2" w:space="0" w:color="CCCCCC"/>
+              <w:bottom w:val="single" w:sz="2" w:space="0" w:color="CCCCCC"/>
+              <w:right w:val="single" w:sz="2" w:space="0" w:color="CCCCCC"/>
+            </w:tcBorders>
+            <w:shd w:val="clear" w:color="auto" w:fill="F2F7FB"/>
+            <w:tcMar>
+              <w:top w:w="80" w:type="dxa"/>
+              <w:left w:w="120" w:type="dxa"/>
+              <w:bottom w:w="80" w:type="dxa"/>
+              <w:right w:w="120" w:type="dxa"/>
+            </w:tcMar>
+            <w:hideMark/>
+          </w:tcPr>
+          <w:p>
+            <w:r>
+              <w:t>#2196F3</w:t>
+            </w:r>
+          </w:p>
+        </w:tc>
+        <w:tc>
+          <w:tcPr>
+            <w:tcW w:w="4526" w:type="dxa"/>
+            <w:tcBorders>
+              <w:top w:val="single" w:sz="2" w:space="0" w:color="CCCCCC"/>
+              <w:left w:val="single" w:sz="2" w:space="0" w:color="CCCCCC"/>
+              <w:bottom w:val="single" w:sz="2" w:space="0" w:color="CCCCCC"/>
+              <w:right w:val="single" w:sz="2" w:space="0" w:color="CCCCCC"/>
+            </w:tcBorders>
+            <w:shd w:val="clear" w:color="auto" w:fill="F2F7FB"/>
+            <w:tcMar>
+              <w:top w:w="80" w:type="dxa"/>
+              <w:left w:w="120" w:type="dxa"/>
+              <w:bottom w:w="80" w:type="dxa"/>
+              <w:right w:w="120" w:type="dxa"/>
+            </w:tcMar>
+            <w:hideMark/>
+          </w:tcPr>
+          <w:p>
+            <w:r>
+              <w:t>Botones de acción, fondos de cabecera en tablas</w:t>
+            </w:r>
+          </w:p>
+        </w:tc>
+      </w:tr>
+      <w:tr>
+        <w:tc>
+          <w:tcPr>
+            <w:tcW w:w="2500" w:type="dxa"/>
+            <w:tcBorders>
+              <w:top w:val="single" w:sz="2" w:space="0" w:color="CCCCCC"/>
+              <w:left w:val="single" w:sz="2" w:space="0" w:color="CCCCCC"/>
+              <w:bottom w:val="single" w:sz="2" w:space="0" w:color="CCCCCC"/>
+              <w:right w:val="single" w:sz="2" w:space="0" w:color="CCCCCC"/>
+            </w:tcBorders>
+            <w:shd w:val="clear" w:color="auto" w:fill="FFFFFF"/>
+            <w:tcMar>
+              <w:top w:w="80" w:type="dxa"/>
+              <w:left w:w="120" w:type="dxa"/>
+              <w:bottom w:w="80" w:type="dxa"/>
+              <w:right w:w="120" w:type="dxa"/>
+            </w:tcMar>
+            <w:hideMark/>
+          </w:tcPr>
+          <w:p>
+            <w:r>
+              <w:t>Verde</w:t>
+            </w:r>
+          </w:p>
+        </w:tc>
+        <w:tc>
+          <w:tcPr>
+            <w:tcW w:w="2000" w:type="dxa"/>
+            <w:tcBorders>
+              <w:top w:val="single" w:sz="2" w:space="0" w:color="CCCCCC"/>
+              <w:left w:val="single" w:sz="2" w:space="0" w:color="CCCCCC"/>
+              <w:bottom w:val="single" w:sz="2" w:space="0" w:color="CCCCCC"/>
+              <w:right w:val="single" w:sz="2" w:space="0" w:color="CCCCCC"/>
+            </w:tcBorders>
+            <w:shd w:val="clear" w:color="auto" w:fill="FFFFFF"/>
+            <w:tcMar>
+              <w:top w:w="80" w:type="dxa"/>
+              <w:left w:w="120" w:type="dxa"/>
+              <w:bottom w:w="80" w:type="dxa"/>
+              <w:right w:w="120" w:type="dxa"/>
+            </w:tcMar>
+            <w:hideMark/>
+          </w:tcPr>
+          <w:p>
+            <w:r>
+              <w:t>#4CAF50</w:t>
+            </w:r>
+          </w:p>
+        </w:tc>
+        <w:tc>
+          <w:tcPr>
+            <w:tcW w:w="4526" w:type="dxa"/>
+            <w:tcBorders>
+              <w:top w:val="single" w:sz="2" w:space="0" w:color="CCCCCC"/>
+              <w:left w:val="single" w:sz="2" w:space="0" w:color="CCCCCC"/>
+              <w:bottom w:val="single" w:sz="2" w:space="0" w:color="CCCCCC"/>
+              <w:right w:val="single" w:sz="2" w:space="0" w:color="CCCCCC"/>
+            </w:tcBorders>
+            <w:shd w:val="clear" w:color="auto" w:fill="FFFFFF"/>
+            <w:tcMar>
+              <w:top w:w="80" w:type="dxa"/>
+              <w:left w:w="120" w:type="dxa"/>
+              <w:bottom w:w="80" w:type="dxa"/>
+              <w:right w:w="120" w:type="dxa"/>
+            </w:tcMar>
+            <w:hideMark/>
+          </w:tcPr>
+          <w:p>
+            <w:r>
+              <w:t>Botones de confirmación y añadir</w:t>
+            </w:r>
+          </w:p>
+        </w:tc>
+      </w:tr>
+      <w:tr>
+        <w:tc>
+          <w:tcPr>
+            <w:tcW w:w="2500" w:type="dxa"/>
+            <w:tcBorders>
+              <w:top w:val="single" w:sz="2" w:space="0" w:color="CCCCCC"/>
+              <w:left w:val="single" w:sz="2" w:space="0" w:color="CCCCCC"/>
+              <w:bottom w:val="single" w:sz="2" w:space="0" w:color="CCCCCC"/>
+              <w:right w:val="single" w:sz="2" w:space="0" w:color="CCCCCC"/>
+            </w:tcBorders>
+            <w:shd w:val="clear" w:color="auto" w:fill="F2F7FB"/>
+            <w:tcMar>
+              <w:top w:w="80" w:type="dxa"/>
+              <w:left w:w="120" w:type="dxa"/>
+              <w:bottom w:w="80" w:type="dxa"/>
+              <w:right w:w="120" w:type="dxa"/>
+            </w:tcMar>
+            <w:hideMark/>
+          </w:tcPr>
+          <w:p>
+            <w:r>
+              <w:t>Rojo</w:t>
+            </w:r>
+          </w:p>
+        </w:tc>
+        <w:tc>
+          <w:tcPr>
+            <w:tcW w:w="2000" w:type="dxa"/>
+            <w:tcBorders>
+              <w:top w:val="single" w:sz="2" w:space="0" w:color="CCCCCC"/>
+              <w:left w:val="single" w:sz="2" w:space="0" w:color="CCCCCC"/>
+              <w:bottom w:val="single" w:sz="2" w:space="0" w:color="CCCCCC"/>
+              <w:right w:val="single" w:sz="2" w:space="0" w:color="CCCCCC"/>
+            </w:tcBorders>
+            <w:shd w:val="clear" w:color="auto" w:fill="F2F7FB"/>
+            <w:tcMar>
+              <w:top w:w="80" w:type="dxa"/>
+              <w:left w:w="120" w:type="dxa"/>
+              <w:bottom w:w="80" w:type="dxa"/>
+              <w:right w:w="120" w:type="dxa"/>
+            </w:tcMar>
+            <w:hideMark/>
+          </w:tcPr>
+          <w:p>
+            <w:r>
+              <w:t>#f44336</w:t>
+            </w:r>
+          </w:p>
+        </w:tc>
+        <w:tc>
+          <w:tcPr>
+            <w:tcW w:w="4526" w:type="dxa"/>
+            <w:tcBorders>
+              <w:top w:val="single" w:sz="2" w:space="0" w:color="CCCCCC"/>
+              <w:left w:val="single" w:sz="2" w:space="0" w:color="CCCCCC"/>
+              <w:bottom w:val="single" w:sz="2" w:space="0" w:color="CCCCCC"/>
+              <w:right w:val="single" w:sz="2" w:space="0" w:color="CCCCCC"/>
+            </w:tcBorders>
+            <w:shd w:val="clear" w:color="auto" w:fill="F2F7FB"/>
+            <w:tcMar>
+              <w:top w:w="80" w:type="dxa"/>
+              <w:left w:w="120" w:type="dxa"/>
+              <w:bottom w:w="80" w:type="dxa"/>
+              <w:right w:w="120" w:type="dxa"/>
+            </w:tcMar>
+            <w:hideMark/>
+          </w:tcPr>
+          <w:p>
+            <w:r>
+              <w:t>Botones de eliminar, mensajes de error, cerrar sesión</w:t>
+            </w:r>
+          </w:p>
+        </w:tc>
+      </w:tr>
+      <w:tr>
+        <w:tc>
+          <w:tcPr>
+            <w:tcW w:w="2500" w:type="dxa"/>
+            <w:tcBorders>
+              <w:top w:val="single" w:sz="2" w:space="0" w:color="CCCCCC"/>
+              <w:left w:val="single" w:sz="2" w:space="0" w:color="CCCCCC"/>
+              <w:bottom w:val="single" w:sz="2" w:space="0" w:color="CCCCCC"/>
+              <w:right w:val="single" w:sz="2" w:space="0" w:color="CCCCCC"/>
+            </w:tcBorders>
+            <w:shd w:val="clear" w:color="auto" w:fill="FFFFFF"/>
+            <w:tcMar>
+              <w:top w:w="80" w:type="dxa"/>
+              <w:left w:w="120" w:type="dxa"/>
+              <w:bottom w:w="80" w:type="dxa"/>
+              <w:right w:w="120" w:type="dxa"/>
+            </w:tcMar>
+            <w:hideMark/>
+          </w:tcPr>
+          <w:p>
+            <w:r>
+              <w:t>Gris</w:t>
+            </w:r>
+          </w:p>
+        </w:tc>
+        <w:tc>
+          <w:tcPr>
+            <w:tcW w:w="2000" w:type="dxa"/>
+            <w:tcBorders>
+              <w:top w:val="single" w:sz="2" w:space="0" w:color="CCCCCC"/>
+              <w:left w:val="single" w:sz="2" w:space="0" w:color="CCCCCC"/>
+              <w:bottom w:val="single" w:sz="2" w:space="0" w:color="CCCCCC"/>
+              <w:right w:val="single" w:sz="2" w:space="0" w:color="CCCCCC"/>
+            </w:tcBorders>
+            <w:shd w:val="clear" w:color="auto" w:fill="FFFFFF"/>
+            <w:tcMar>
+              <w:top w:w="80" w:type="dxa"/>
+              <w:left w:w="120" w:type="dxa"/>
+              <w:bottom w:w="80" w:type="dxa"/>
+              <w:right w:w="120" w:type="dxa"/>
+            </w:tcMar>
+            <w:hideMark/>
+          </w:tcPr>
+          <w:p>
+            <w:r>
+              <w:t>#9E9E9E</w:t>
+            </w:r>
+          </w:p>
+        </w:tc>
+        <w:tc>
+          <w:tcPr>
+            <w:tcW w:w="4526" w:type="dxa"/>
+            <w:tcBorders>
+              <w:top w:val="single" w:sz="2" w:space="0" w:color="CCCCCC"/>
+              <w:left w:val="single" w:sz="2" w:space="0" w:color="CCCCCC"/>
+              <w:bottom w:val="single" w:sz="2" w:space="0" w:color="CCCCCC"/>
+              <w:right w:val="single" w:sz="2" w:space="0" w:color="CCCCCC"/>
+            </w:tcBorders>
+            <w:shd w:val="clear" w:color="auto" w:fill="FFFFFF"/>
+            <w:tcMar>
+              <w:top w:w="80" w:type="dxa"/>
+              <w:left w:w="120" w:type="dxa"/>
+              <w:bottom w:w="80" w:type="dxa"/>
+              <w:right w:w="120" w:type="dxa"/>
+            </w:tcMar>
+            <w:hideMark/>
+          </w:tcPr>
+          <w:p>
+            <w:r>
+              <w:t>Botones secundarios (volver, cancelar)</w:t>
+            </w:r>
+          </w:p>
+        </w:tc>
+      </w:tr>
+      <w:tr>
+        <w:tc>
+          <w:tcPr>
+            <w:tcW w:w="2500" w:type="dxa"/>
+            <w:tcBorders>
+              <w:top w:val="single" w:sz="2" w:space="0" w:color="CCCCCC"/>
+              <w:left w:val="single" w:sz="2" w:space="0" w:color="CCCCCC"/>
+              <w:bottom w:val="single" w:sz="2" w:space="0" w:color="CCCCCC"/>
+              <w:right w:val="single" w:sz="2" w:space="0" w:color="CCCCCC"/>
+            </w:tcBorders>
+            <w:shd w:val="clear" w:color="auto" w:fill="F2F7FB"/>
+            <w:tcMar>
+              <w:top w:w="80" w:type="dxa"/>
+              <w:left w:w="120" w:type="dxa"/>
+              <w:bottom w:w="80" w:type="dxa"/>
+              <w:right w:w="120" w:type="dxa"/>
+            </w:tcMar>
+            <w:hideMark/>
+          </w:tcPr>
+          <w:p>
+            <w:r>
+              <w:t>Gris claro</w:t>
+            </w:r>
+          </w:p>
+        </w:tc>
+        <w:tc>
+          <w:tcPr>
+            <w:tcW w:w="2000" w:type="dxa"/>
+            <w:tcBorders>
+              <w:top w:val="single" w:sz="2" w:space="0" w:color="CCCCCC"/>
+              <w:left w:val="single" w:sz="2" w:space="0" w:color="CCCCCC"/>
+              <w:bottom w:val="single" w:sz="2" w:space="0" w:color="CCCCCC"/>
+              <w:right w:val="single" w:sz="2" w:space="0" w:color="CCCCCC"/>
+            </w:tcBorders>
+            <w:shd w:val="clear" w:color="auto" w:fill="F2F7FB"/>
+            <w:tcMar>
+              <w:top w:w="80" w:type="dxa"/>
+              <w:left w:w="120" w:type="dxa"/>
+              <w:bottom w:w="80" w:type="dxa"/>
+              <w:right w:w="120" w:type="dxa"/>
+            </w:tcMar>
+            <w:hideMark/>
+          </w:tcPr>
+          <w:p>
+            <w:r>
+              <w:t>#f0f0f0</w:t>
+            </w:r>
+          </w:p>
+        </w:tc>
+        <w:tc>
+          <w:tcPr>
+            <w:tcW w:w="4526" w:type="dxa"/>
+            <w:tcBorders>
+              <w:top w:val="single" w:sz="2" w:space="0" w:color="CCCCCC"/>
+              <w:left w:val="single" w:sz="2" w:space="0" w:color="CCCCCC"/>
+              <w:bottom w:val="single" w:sz="2" w:space="0" w:color="CCCCCC"/>
+              <w:right w:val="single" w:sz="2" w:space="0" w:color="CCCCCC"/>
+            </w:tcBorders>
+            <w:shd w:val="clear" w:color="auto" w:fill="F2F7FB"/>
+            <w:tcMar>
+              <w:top w:w="80" w:type="dxa"/>
+              <w:left w:w="120" w:type="dxa"/>
+              <w:bottom w:w="80" w:type="dxa"/>
+              <w:right w:w="120" w:type="dxa"/>
+            </w:tcMar>
+            <w:hideMark/>
+          </w:tcPr>
+          <w:p>
+            <w:r>
+              <w:t>Fondo general de las pantallas</w:t>
+            </w:r>
+          </w:p>
+        </w:tc>
+      </w:tr>
+      <w:tr>
+        <w:tc>
+          <w:tcPr>
+            <w:tcW w:w="2500" w:type="dxa"/>
+            <w:tcBorders>
+              <w:top w:val="single" w:sz="2" w:space="0" w:color="CCCCCC"/>
+              <w:left w:val="single" w:sz="2" w:space="0" w:color="CCCCCC"/>
+              <w:bottom w:val="single" w:sz="2" w:space="0" w:color="CCCCCC"/>
+              <w:right w:val="single" w:sz="2" w:space="0" w:color="CCCCCC"/>
+            </w:tcBorders>
+            <w:shd w:val="clear" w:color="auto" w:fill="FFFFFF"/>
+            <w:tcMar>
+              <w:top w:w="80" w:type="dxa"/>
+              <w:left w:w="120" w:type="dxa"/>
+              <w:bottom w:w="80" w:type="dxa"/>
+              <w:right w:w="120" w:type="dxa"/>
+            </w:tcMar>
+            <w:hideMark/>
+          </w:tcPr>
+          <w:p>
+            <w:r>
+              <w:t>Blanco</w:t>
+            </w:r>
+          </w:p>
+        </w:tc>
+        <w:tc>
+          <w:tcPr>
+            <w:tcW w:w="2000" w:type="dxa"/>
+            <w:tcBorders>
+              <w:top w:val="single" w:sz="2" w:space="0" w:color="CCCCCC"/>
+              <w:left w:val="single" w:sz="2" w:space="0" w:color="CCCCCC"/>
+              <w:bottom w:val="single" w:sz="2" w:space="0" w:color="CCCCCC"/>
+              <w:right w:val="single" w:sz="2" w:space="0" w:color="CCCCCC"/>
+            </w:tcBorders>
+            <w:shd w:val="clear" w:color="auto" w:fill="FFFFFF"/>
+            <w:tcMar>
+              <w:top w:w="80" w:type="dxa"/>
+              <w:left w:w="120" w:type="dxa"/>
+              <w:bottom w:w="80" w:type="dxa"/>
+              <w:right w:w="120" w:type="dxa"/>
+            </w:tcMar>
+            <w:hideMark/>
+          </w:tcPr>
+          <w:p>
+            <w:r>
+              <w:t>#FFFFFF</w:t>
+            </w:r>
+          </w:p>
+        </w:tc>
+        <w:tc>
+          <w:tcPr>
+            <w:tcW w:w="4526" w:type="dxa"/>
+            <w:tcBorders>
+              <w:top w:val="single" w:sz="2" w:space="0" w:color="CCCCCC"/>
+              <w:left w:val="single" w:sz="2" w:space="0" w:color="CCCCCC"/>
+              <w:bottom w:val="single" w:sz="2" w:space="0" w:color="CCCCCC"/>
+              <w:right w:val="single" w:sz="2" w:space="0" w:color="CCCCCC"/>
+            </w:tcBorders>
+            <w:shd w:val="clear" w:color="auto" w:fill="FFFFFF"/>
+            <w:tcMar>
+              <w:top w:w="80" w:type="dxa"/>
+              <w:left w:w="120" w:type="dxa"/>
+              <w:bottom w:w="80" w:type="dxa"/>
+              <w:right w:w="120" w:type="dxa"/>
+            </w:tcMar>
+            <w:hideMark/>
+          </w:tcPr>
+          <w:p>
+            <w:r>
+              <w:t>Fondo de tablas y formularios</w:t>
+            </w:r>
+          </w:p>
+        </w:tc>
+      </w:tr>
+    </w:tbl>
+    <w:p/>
+    <w:p>
+      <w:pPr>
+        <w:rPr>
+          <w:b/>
+          <w:bCs/>
+        </w:rPr>
+      </w:pPr>
+      <w:r>
+        <w:rPr>
+          <w:b/>
+          <w:bCs/>
+        </w:rPr>
+        <w:t>Tipografía</w:t>
+      </w:r>
+    </w:p>
+    <w:p>
+      <w:pPr>
+        <w:numPr>
+          <w:ilvl w:val="0"/>
+          <w:numId w:val="28"/>
+        </w:numPr>
+      </w:pPr>
+      <w:r>
+        <w:t xml:space="preserve">Fuente principal: Arial (por defecto en </w:t>
+      </w:r>
+      <w:proofErr w:type="spellStart"/>
+      <w:r>
+        <w:t>JavaFX</w:t>
+      </w:r>
+      <w:proofErr w:type="spellEnd"/>
+      <w:r>
+        <w:t>).</w:t>
+      </w:r>
+    </w:p>
+    <w:p>
+      <w:pPr>
+        <w:numPr>
+          <w:ilvl w:val="0"/>
+          <w:numId w:val="28"/>
+        </w:numPr>
+      </w:pPr>
+      <w:r>
+        <w:t>Títulos de pantalla: Arial 20px, negrita.</w:t>
+      </w:r>
+    </w:p>
+    <w:p>
+      <w:pPr>
+        <w:numPr>
+          <w:ilvl w:val="0"/>
+          <w:numId w:val="28"/>
+        </w:numPr>
+      </w:pPr>
+      <w:r>
+        <w:t>Etiquetas de formulario: Arial 13px, normal.</w:t>
+      </w:r>
+    </w:p>
+    <w:p>
+      <w:pPr>
+        <w:numPr>
+          <w:ilvl w:val="0"/>
+          <w:numId w:val="28"/>
+        </w:numPr>
+      </w:pPr>
+      <w:r>
+        <w:t>Mensajes de error: Arial 12px, color rojo (#f44336).</w:t>
+      </w:r>
+    </w:p>
+    <w:p>
+      <w:pPr>
+        <w:numPr>
+          <w:ilvl w:val="0"/>
+          <w:numId w:val="28"/>
+        </w:numPr>
+      </w:pPr>
+      <w:r>
+        <w:t>Mensajes de éxito: Arial 12px, color verde (#4CAF50).</w:t>
+      </w:r>
+    </w:p>
+    <w:p/>
+    <w:p>
+      <w:pPr>
+        <w:rPr>
+          <w:b/>
+          <w:bCs/>
+        </w:rPr>
+      </w:pPr>
+      <w:r>
+        <w:rPr>
+          <w:b/>
+          <w:bCs/>
+        </w:rPr>
+        <w:t>Componentes de interfaz</w:t>
+      </w:r>
+    </w:p>
+    <w:p>
+      <w:pPr>
+        <w:numPr>
+          <w:ilvl w:val="0"/>
+          <w:numId w:val="28"/>
+        </w:numPr>
+      </w:pPr>
+      <w:r>
+        <w:t xml:space="preserve">Botones: </w:t>
+      </w:r>
+      <w:proofErr w:type="spellStart"/>
+      <w:r>
+        <w:t>padding</w:t>
+      </w:r>
+      <w:proofErr w:type="spellEnd"/>
+      <w:r>
+        <w:t xml:space="preserve"> 8px vertical / 20px horizontal, texto en blanco, esquinas redondeadas.</w:t>
+      </w:r>
+    </w:p>
+    <w:p>
+      <w:pPr>
+        <w:numPr>
+          <w:ilvl w:val="0"/>
+          <w:numId w:val="28"/>
+        </w:numPr>
+      </w:pPr>
+      <w:r>
+        <w:t>Tablas: cabecera en azul (#2196F3) con texto blanco, filas alternas en blanco y gris muy claro.</w:t>
+      </w:r>
+    </w:p>
+    <w:p>
+      <w:pPr>
+        <w:numPr>
+          <w:ilvl w:val="0"/>
+          <w:numId w:val="28"/>
+        </w:numPr>
+      </w:pPr>
+      <w:r>
+        <w:t>Formularios: campos con texto de ayuda (</w:t>
+      </w:r>
+      <w:proofErr w:type="spellStart"/>
+      <w:r>
+        <w:t>promptText</w:t>
+      </w:r>
+      <w:proofErr w:type="spellEnd"/>
+      <w:r>
+        <w:t>) descriptivo, alineados horizontalmente.</w:t>
+      </w:r>
+    </w:p>
+    <w:p>
+      <w:pPr>
+        <w:pStyle w:val="Prrafodelista"/>
+        <w:numPr>
+          <w:ilvl w:val="0"/>
+          <w:numId w:val="28"/>
+        </w:numPr>
+      </w:pPr>
+      <w:r>
+        <w:t xml:space="preserve">Espaciado general: </w:t>
+      </w:r>
+      <w:proofErr w:type="spellStart"/>
+      <w:r>
+        <w:t>padding</w:t>
+      </w:r>
+      <w:proofErr w:type="spellEnd"/>
+      <w:r>
+        <w:t xml:space="preserve"> de 30-40px en los paneles principales, </w:t>
+      </w:r>
+      <w:proofErr w:type="spellStart"/>
+      <w:r>
+        <w:t>spacing</w:t>
+      </w:r>
+      <w:proofErr w:type="spellEnd"/>
+      <w:r>
+        <w:t xml:space="preserve"> de 15-20px entre elementos</w:t>
       </w:r>
     </w:p>
     <w:p>
@@ -17150,9 +17938,213 @@
     </w:p>
     <w:p>
       <w:r>
-        <w:t>(...)</w:t>
-      </w:r>
-    </w:p>
+        <w:t xml:space="preserve">A </w:t>
+      </w:r>
+      <w:r>
+        <w:t>continuación,</w:t>
+      </w:r>
+      <w:r>
+        <w:t xml:space="preserve"> se describe el funcionamiento básico de la aplicación para cada tipo de usuario.</w:t>
+      </w:r>
+    </w:p>
+    <w:p/>
+    <w:p>
+      <w:pPr>
+        <w:rPr>
+          <w:b/>
+          <w:bCs/>
+        </w:rPr>
+      </w:pPr>
+      <w:r>
+        <w:rPr>
+          <w:b/>
+          <w:bCs/>
+        </w:rPr>
+        <w:t>Inicio de sesión</w:t>
+      </w:r>
+    </w:p>
+    <w:p>
+      <w:r>
+        <w:t xml:space="preserve">Al abrir la aplicación se muestra la pantalla de inicio de sesión. El usuario debe introducir su correo electrónico y contraseña y pulsar el botón 'Iniciar sesión'. Si las credenciales son incorrectas, se </w:t>
+      </w:r>
+      <w:r>
+        <w:lastRenderedPageBreak/>
+        <w:t>mostrará un mensaje de error en rojo. Si son correctas, la aplicación redirigirá automáticamente al panel correspondiente según el rol del usuario.</w:t>
+      </w:r>
+    </w:p>
+    <w:p/>
+    <w:p>
+      <w:pPr>
+        <w:rPr>
+          <w:b/>
+          <w:bCs/>
+        </w:rPr>
+      </w:pPr>
+      <w:r>
+        <w:rPr>
+          <w:b/>
+          <w:bCs/>
+        </w:rPr>
+        <w:t>Panel del Administrador</w:t>
+      </w:r>
+    </w:p>
+    <w:p>
+      <w:r>
+        <w:t>El administrador tiene acceso a las siguientes funcionalidades:</w:t>
+      </w:r>
+    </w:p>
+    <w:p>
+      <w:pPr>
+        <w:numPr>
+          <w:ilvl w:val="0"/>
+          <w:numId w:val="30"/>
+        </w:numPr>
+      </w:pPr>
+      <w:r>
+        <w:t>Gestionar Usuarios: permite ver todos los usuarios del sistema en una tabla, añadir nuevos usuarios rellenando el formulario y pulsando 'Añadir', modificar datos de un usuario existente seleccionándolo en la tabla y pulsando 'Actualizar', y eliminar usuarios seleccionándolos y pulsando 'Eliminar'.</w:t>
+      </w:r>
+    </w:p>
+    <w:p>
+      <w:pPr>
+        <w:numPr>
+          <w:ilvl w:val="0"/>
+          <w:numId w:val="30"/>
+        </w:numPr>
+      </w:pPr>
+      <w:r>
+        <w:t>Cerrar sesión: cierra la sesión actual y vuelve a la pantalla de inicio de sesión.</w:t>
+      </w:r>
+    </w:p>
+    <w:p/>
+    <w:p>
+      <w:pPr>
+        <w:rPr>
+          <w:b/>
+          <w:bCs/>
+        </w:rPr>
+      </w:pPr>
+      <w:r>
+        <w:rPr>
+          <w:b/>
+          <w:bCs/>
+        </w:rPr>
+        <w:t>Panel del Alumno</w:t>
+      </w:r>
+    </w:p>
+    <w:p>
+      <w:r>
+        <w:t>El alumno tiene acceso a las siguientes funcionalidades:</w:t>
+      </w:r>
+    </w:p>
+    <w:p>
+      <w:pPr>
+        <w:numPr>
+          <w:ilvl w:val="0"/>
+          <w:numId w:val="30"/>
+        </w:numPr>
+      </w:pPr>
+      <w:r>
+        <w:t>Registrar horas: muestra la práctica asignada y el historial de horas registradas. Para registrar nuevas horas, se selecciona la fecha en el selector de fechas, se introduce el número de horas y una descripción de las tareas realizadas, y se pulsa 'Registrar'.</w:t>
+      </w:r>
+    </w:p>
+    <w:p>
+      <w:pPr>
+        <w:numPr>
+          <w:ilvl w:val="0"/>
+          <w:numId w:val="30"/>
+        </w:numPr>
+      </w:pPr>
+      <w:r>
+        <w:t>Cerrar sesión: cierra la sesión actual y vuelve a la pantalla de inicio de sesión.</w:t>
+      </w:r>
+    </w:p>
+    <w:p/>
+    <w:p>
+      <w:pPr>
+        <w:rPr>
+          <w:b/>
+          <w:bCs/>
+        </w:rPr>
+      </w:pPr>
+      <w:r>
+        <w:rPr>
+          <w:b/>
+          <w:bCs/>
+        </w:rPr>
+        <w:t>Panel del Tutor de Empresa</w:t>
+      </w:r>
+    </w:p>
+    <w:p>
+      <w:r>
+        <w:t>El tutor de empresa tiene acceso a las siguientes funcionalidades:</w:t>
+      </w:r>
+    </w:p>
+    <w:p>
+      <w:pPr>
+        <w:numPr>
+          <w:ilvl w:val="0"/>
+          <w:numId w:val="30"/>
+        </w:numPr>
+      </w:pPr>
+      <w:r>
+        <w:t>Validar horas: muestra el listado de horas registradas por el alumno asignado. Para validar un registro, se selecciona en la tabla y se pulsa 'Validar seleccionado'. Los registros ya validados muestran 'true' en la columna Validado.</w:t>
+      </w:r>
+    </w:p>
+    <w:p>
+      <w:pPr>
+        <w:numPr>
+          <w:ilvl w:val="0"/>
+          <w:numId w:val="30"/>
+        </w:numPr>
+      </w:pPr>
+      <w:r>
+        <w:t>Cerrar sesión: cierra la sesión actual y vuelve a la pantalla de inicio de sesión.</w:t>
+      </w:r>
+    </w:p>
+    <w:p/>
+    <w:p>
+      <w:pPr>
+        <w:rPr>
+          <w:b/>
+          <w:bCs/>
+        </w:rPr>
+      </w:pPr>
+      <w:r>
+        <w:rPr>
+          <w:b/>
+          <w:bCs/>
+        </w:rPr>
+        <w:t>Panel del Tutor de Centro</w:t>
+      </w:r>
+    </w:p>
+    <w:p>
+      <w:r>
+        <w:t>El tutor de centro tiene acceso a las siguientes funcionalidades:</w:t>
+      </w:r>
+    </w:p>
+    <w:p>
+      <w:pPr>
+        <w:numPr>
+          <w:ilvl w:val="0"/>
+          <w:numId w:val="30"/>
+        </w:numPr>
+      </w:pPr>
+      <w:r>
+        <w:t>Supervisar prácticas: muestra el listado completo de horas registradas y su estado de validación para la práctica asignada, permitiendo hacer un seguimiento del progreso del alumno.</w:t>
+      </w:r>
+    </w:p>
+    <w:p>
+      <w:pPr>
+        <w:numPr>
+          <w:ilvl w:val="0"/>
+          <w:numId w:val="30"/>
+        </w:numPr>
+      </w:pPr>
+      <w:r>
+        <w:t>Cerrar sesión: cierra la sesión actual y vuelve a la pantalla de inicio de sesión.</w:t>
+      </w:r>
+    </w:p>
+    <w:p/>
     <w:p>
       <w:pPr>
         <w:pStyle w:val="Ttulo2"/>
@@ -17163,7 +18155,6 @@
       </w:pPr>
       <w:bookmarkStart w:id="196" w:name="_Toc224420015"/>
       <w:r>
-        <w:lastRenderedPageBreak/>
         <w:t>WEBGRAFÍA Y FUENTES DE INFORMACIÓN</w:t>
       </w:r>
       <w:bookmarkEnd w:id="196"/>
@@ -17691,6 +18682,84 @@
     </w:lvl>
   </w:abstractNum>
   <w:abstractNum w:abstractNumId="2" w15:restartNumberingAfterBreak="0">
+    <w:nsid w:val="045C6C7E"/>
+    <w:multiLevelType w:val="hybridMultilevel"/>
+    <w:tmpl w:val="CE18F49E"/>
+    <w:lvl w:ilvl="0" w:tplc="A282D2EE">
+      <w:start w:val="1"/>
+      <w:numFmt w:val="bullet"/>
+      <w:lvlText w:val="•"/>
+      <w:lvlJc w:val="left"/>
+      <w:pPr>
+        <w:ind w:left="720" w:hanging="360"/>
+      </w:pPr>
+    </w:lvl>
+    <w:lvl w:ilvl="1" w:tplc="75C0D6F0">
+      <w:numFmt w:val="decimal"/>
+      <w:lvlText w:val=""/>
+      <w:lvlJc w:val="left"/>
+      <w:pPr>
+        <w:ind w:left="0" w:firstLine="0"/>
+      </w:pPr>
+    </w:lvl>
+    <w:lvl w:ilvl="2" w:tplc="49D4BC44">
+      <w:numFmt w:val="decimal"/>
+      <w:lvlText w:val=""/>
+      <w:lvlJc w:val="left"/>
+      <w:pPr>
+        <w:ind w:left="0" w:firstLine="0"/>
+      </w:pPr>
+    </w:lvl>
+    <w:lvl w:ilvl="3" w:tplc="1B8E651E">
+      <w:numFmt w:val="decimal"/>
+      <w:lvlText w:val=""/>
+      <w:lvlJc w:val="left"/>
+      <w:pPr>
+        <w:ind w:left="0" w:firstLine="0"/>
+      </w:pPr>
+    </w:lvl>
+    <w:lvl w:ilvl="4" w:tplc="B60430B8">
+      <w:numFmt w:val="decimal"/>
+      <w:lvlText w:val=""/>
+      <w:lvlJc w:val="left"/>
+      <w:pPr>
+        <w:ind w:left="0" w:firstLine="0"/>
+      </w:pPr>
+    </w:lvl>
+    <w:lvl w:ilvl="5" w:tplc="527CC784">
+      <w:numFmt w:val="decimal"/>
+      <w:lvlText w:val=""/>
+      <w:lvlJc w:val="left"/>
+      <w:pPr>
+        <w:ind w:left="0" w:firstLine="0"/>
+      </w:pPr>
+    </w:lvl>
+    <w:lvl w:ilvl="6" w:tplc="886C3C3A">
+      <w:numFmt w:val="decimal"/>
+      <w:lvlText w:val=""/>
+      <w:lvlJc w:val="left"/>
+      <w:pPr>
+        <w:ind w:left="0" w:firstLine="0"/>
+      </w:pPr>
+    </w:lvl>
+    <w:lvl w:ilvl="7" w:tplc="FBAEFB0A">
+      <w:numFmt w:val="decimal"/>
+      <w:lvlText w:val=""/>
+      <w:lvlJc w:val="left"/>
+      <w:pPr>
+        <w:ind w:left="0" w:firstLine="0"/>
+      </w:pPr>
+    </w:lvl>
+    <w:lvl w:ilvl="8" w:tplc="71786E12">
+      <w:numFmt w:val="decimal"/>
+      <w:lvlText w:val=""/>
+      <w:lvlJc w:val="left"/>
+      <w:pPr>
+        <w:ind w:left="0" w:firstLine="0"/>
+      </w:pPr>
+    </w:lvl>
+  </w:abstractNum>
+  <w:abstractNum w:abstractNumId="3" w15:restartNumberingAfterBreak="0">
     <w:nsid w:val="05536567"/>
     <w:multiLevelType w:val="hybridMultilevel"/>
     <w:tmpl w:val="C6786ADA"/>
@@ -17776,7 +18845,7 @@
       </w:pPr>
     </w:lvl>
   </w:abstractNum>
-  <w:abstractNum w:abstractNumId="3" w15:restartNumberingAfterBreak="0">
+  <w:abstractNum w:abstractNumId="4" w15:restartNumberingAfterBreak="0">
     <w:nsid w:val="09B34CE0"/>
     <w:multiLevelType w:val="multilevel"/>
     <w:tmpl w:val="C17C385E"/>
@@ -17925,7 +18994,7 @@
       </w:rPr>
     </w:lvl>
   </w:abstractNum>
-  <w:abstractNum w:abstractNumId="4" w15:restartNumberingAfterBreak="0">
+  <w:abstractNum w:abstractNumId="5" w15:restartNumberingAfterBreak="0">
     <w:nsid w:val="0A313BDD"/>
     <w:multiLevelType w:val="hybridMultilevel"/>
     <w:tmpl w:val="0F382FE0"/>
@@ -18014,7 +19083,7 @@
       </w:pPr>
     </w:lvl>
   </w:abstractNum>
-  <w:abstractNum w:abstractNumId="5" w15:restartNumberingAfterBreak="0">
+  <w:abstractNum w:abstractNumId="6" w15:restartNumberingAfterBreak="0">
     <w:nsid w:val="1B2040A1"/>
     <w:multiLevelType w:val="multilevel"/>
     <w:tmpl w:val="0C0A001F"/>
@@ -18100,7 +19169,7 @@
       </w:pPr>
     </w:lvl>
   </w:abstractNum>
-  <w:abstractNum w:abstractNumId="6" w15:restartNumberingAfterBreak="0">
+  <w:abstractNum w:abstractNumId="7" w15:restartNumberingAfterBreak="0">
     <w:nsid w:val="234837D6"/>
     <w:multiLevelType w:val="multilevel"/>
     <w:tmpl w:val="AA3EB46E"/>
@@ -18213,7 +19282,7 @@
       </w:rPr>
     </w:lvl>
   </w:abstractNum>
-  <w:abstractNum w:abstractNumId="7" w15:restartNumberingAfterBreak="0">
+  <w:abstractNum w:abstractNumId="8" w15:restartNumberingAfterBreak="0">
     <w:nsid w:val="295844F1"/>
     <w:multiLevelType w:val="hybridMultilevel"/>
     <w:tmpl w:val="082A72FC"/>
@@ -18326,7 +19395,7 @@
       </w:rPr>
     </w:lvl>
   </w:abstractNum>
-  <w:abstractNum w:abstractNumId="8" w15:restartNumberingAfterBreak="0">
+  <w:abstractNum w:abstractNumId="9" w15:restartNumberingAfterBreak="0">
     <w:nsid w:val="2DD872D8"/>
     <w:multiLevelType w:val="hybridMultilevel"/>
     <w:tmpl w:val="197E54E6"/>
@@ -18439,7 +19508,7 @@
       </w:rPr>
     </w:lvl>
   </w:abstractNum>
-  <w:abstractNum w:abstractNumId="9" w15:restartNumberingAfterBreak="0">
+  <w:abstractNum w:abstractNumId="10" w15:restartNumberingAfterBreak="0">
     <w:nsid w:val="2E2F0933"/>
     <w:multiLevelType w:val="multilevel"/>
     <w:tmpl w:val="28AA6944"/>
@@ -18588,7 +19657,7 @@
       </w:rPr>
     </w:lvl>
   </w:abstractNum>
-  <w:abstractNum w:abstractNumId="10" w15:restartNumberingAfterBreak="0">
+  <w:abstractNum w:abstractNumId="11" w15:restartNumberingAfterBreak="0">
     <w:nsid w:val="32AE026D"/>
     <w:multiLevelType w:val="hybridMultilevel"/>
     <w:tmpl w:val="87ECCB5E"/>
@@ -18666,7 +19735,7 @@
       </w:pPr>
     </w:lvl>
   </w:abstractNum>
-  <w:abstractNum w:abstractNumId="11" w15:restartNumberingAfterBreak="0">
+  <w:abstractNum w:abstractNumId="12" w15:restartNumberingAfterBreak="0">
     <w:nsid w:val="35E00CE1"/>
     <w:multiLevelType w:val="multilevel"/>
     <w:tmpl w:val="6ECC1A28"/>
@@ -18815,7 +19884,7 @@
       </w:rPr>
     </w:lvl>
   </w:abstractNum>
-  <w:abstractNum w:abstractNumId="12" w15:restartNumberingAfterBreak="0">
+  <w:abstractNum w:abstractNumId="13" w15:restartNumberingAfterBreak="0">
     <w:nsid w:val="37DF34FA"/>
     <w:multiLevelType w:val="multilevel"/>
     <w:tmpl w:val="303CBE4E"/>
@@ -18964,7 +20033,7 @@
       </w:rPr>
     </w:lvl>
   </w:abstractNum>
-  <w:abstractNum w:abstractNumId="13" w15:restartNumberingAfterBreak="0">
+  <w:abstractNum w:abstractNumId="14" w15:restartNumberingAfterBreak="0">
     <w:nsid w:val="410E7A2D"/>
     <w:multiLevelType w:val="hybridMultilevel"/>
     <w:tmpl w:val="C4F803A2"/>
@@ -19077,7 +20146,7 @@
       </w:rPr>
     </w:lvl>
   </w:abstractNum>
-  <w:abstractNum w:abstractNumId="14" w15:restartNumberingAfterBreak="0">
+  <w:abstractNum w:abstractNumId="15" w15:restartNumberingAfterBreak="0">
     <w:nsid w:val="4416463A"/>
     <w:multiLevelType w:val="multilevel"/>
     <w:tmpl w:val="DC180954"/>
@@ -19190,7 +20259,7 @@
       </w:rPr>
     </w:lvl>
   </w:abstractNum>
-  <w:abstractNum w:abstractNumId="15" w15:restartNumberingAfterBreak="0">
+  <w:abstractNum w:abstractNumId="16" w15:restartNumberingAfterBreak="0">
     <w:nsid w:val="4BE25E70"/>
     <w:multiLevelType w:val="multilevel"/>
     <w:tmpl w:val="0C0A001F"/>
@@ -19283,7 +20352,7 @@
       </w:pPr>
     </w:lvl>
   </w:abstractNum>
-  <w:abstractNum w:abstractNumId="16" w15:restartNumberingAfterBreak="0">
+  <w:abstractNum w:abstractNumId="17" w15:restartNumberingAfterBreak="0">
     <w:nsid w:val="508014F6"/>
     <w:multiLevelType w:val="hybridMultilevel"/>
     <w:tmpl w:val="C9A67BD8"/>
@@ -19369,7 +20438,7 @@
       </w:pPr>
     </w:lvl>
   </w:abstractNum>
-  <w:abstractNum w:abstractNumId="17" w15:restartNumberingAfterBreak="0">
+  <w:abstractNum w:abstractNumId="18" w15:restartNumberingAfterBreak="0">
     <w:nsid w:val="530B12F7"/>
     <w:multiLevelType w:val="multilevel"/>
     <w:tmpl w:val="65EA4FE8"/>
@@ -19482,7 +20551,7 @@
       </w:rPr>
     </w:lvl>
   </w:abstractNum>
-  <w:abstractNum w:abstractNumId="18" w15:restartNumberingAfterBreak="0">
+  <w:abstractNum w:abstractNumId="19" w15:restartNumberingAfterBreak="0">
     <w:nsid w:val="54F033AC"/>
     <w:multiLevelType w:val="multilevel"/>
     <w:tmpl w:val="0166DE24"/>
@@ -19595,7 +20664,7 @@
       </w:rPr>
     </w:lvl>
   </w:abstractNum>
-  <w:abstractNum w:abstractNumId="19" w15:restartNumberingAfterBreak="0">
+  <w:abstractNum w:abstractNumId="20" w15:restartNumberingAfterBreak="0">
     <w:nsid w:val="58E4633A"/>
     <w:multiLevelType w:val="multilevel"/>
     <w:tmpl w:val="65EA4FE8"/>
@@ -19708,7 +20777,7 @@
       </w:rPr>
     </w:lvl>
   </w:abstractNum>
-  <w:abstractNum w:abstractNumId="20" w15:restartNumberingAfterBreak="0">
+  <w:abstractNum w:abstractNumId="21" w15:restartNumberingAfterBreak="0">
     <w:nsid w:val="5DBB0FF1"/>
     <w:multiLevelType w:val="hybridMultilevel"/>
     <w:tmpl w:val="6256FF5A"/>
@@ -19821,7 +20890,7 @@
       </w:rPr>
     </w:lvl>
   </w:abstractNum>
-  <w:abstractNum w:abstractNumId="21" w15:restartNumberingAfterBreak="0">
+  <w:abstractNum w:abstractNumId="22" w15:restartNumberingAfterBreak="0">
     <w:nsid w:val="5E007FF1"/>
     <w:multiLevelType w:val="multilevel"/>
     <w:tmpl w:val="4DAAC210"/>
@@ -19970,7 +21039,7 @@
       </w:rPr>
     </w:lvl>
   </w:abstractNum>
-  <w:abstractNum w:abstractNumId="22" w15:restartNumberingAfterBreak="0">
+  <w:abstractNum w:abstractNumId="23" w15:restartNumberingAfterBreak="0">
     <w:nsid w:val="5F4054AC"/>
     <w:multiLevelType w:val="hybridMultilevel"/>
     <w:tmpl w:val="433CE648"/>
@@ -20056,7 +21125,7 @@
       </w:pPr>
     </w:lvl>
   </w:abstractNum>
-  <w:abstractNum w:abstractNumId="23" w15:restartNumberingAfterBreak="0">
+  <w:abstractNum w:abstractNumId="24" w15:restartNumberingAfterBreak="0">
     <w:nsid w:val="60F02634"/>
     <w:multiLevelType w:val="multilevel"/>
     <w:tmpl w:val="B26A1A7C"/>
@@ -20205,7 +21274,7 @@
       </w:rPr>
     </w:lvl>
   </w:abstractNum>
-  <w:abstractNum w:abstractNumId="24" w15:restartNumberingAfterBreak="0">
+  <w:abstractNum w:abstractNumId="25" w15:restartNumberingAfterBreak="0">
     <w:nsid w:val="634766FE"/>
     <w:multiLevelType w:val="hybridMultilevel"/>
     <w:tmpl w:val="EAC8BBC8"/>
@@ -20283,7 +21352,7 @@
       </w:pPr>
     </w:lvl>
   </w:abstractNum>
-  <w:abstractNum w:abstractNumId="25" w15:restartNumberingAfterBreak="0">
+  <w:abstractNum w:abstractNumId="26" w15:restartNumberingAfterBreak="0">
     <w:nsid w:val="6D313399"/>
     <w:multiLevelType w:val="hybridMultilevel"/>
     <w:tmpl w:val="E36C5C02"/>
@@ -20396,7 +21465,7 @@
       </w:rPr>
     </w:lvl>
   </w:abstractNum>
-  <w:abstractNum w:abstractNumId="26" w15:restartNumberingAfterBreak="0">
+  <w:abstractNum w:abstractNumId="27" w15:restartNumberingAfterBreak="0">
     <w:nsid w:val="7901707B"/>
     <w:multiLevelType w:val="hybridMultilevel"/>
     <w:tmpl w:val="BF104B08"/>
@@ -20510,85 +21579,94 @@
     </w:lvl>
   </w:abstractNum>
   <w:num w:numId="1" w16cid:durableId="1916938278">
+    <w:abstractNumId w:val="17"/>
+  </w:num>
+  <w:num w:numId="2" w16cid:durableId="2055881683">
+    <w:abstractNumId w:val="5"/>
+  </w:num>
+  <w:num w:numId="3" w16cid:durableId="2100372146">
+    <w:abstractNumId w:val="6"/>
+  </w:num>
+  <w:num w:numId="4" w16cid:durableId="2102989245">
     <w:abstractNumId w:val="16"/>
   </w:num>
-  <w:num w:numId="2" w16cid:durableId="2055881683">
+  <w:num w:numId="5" w16cid:durableId="1301304904">
+    <w:abstractNumId w:val="14"/>
+  </w:num>
+  <w:num w:numId="6" w16cid:durableId="571043273">
+    <w:abstractNumId w:val="27"/>
+  </w:num>
+  <w:num w:numId="7" w16cid:durableId="1252660646">
+    <w:abstractNumId w:val="8"/>
+  </w:num>
+  <w:num w:numId="8" w16cid:durableId="1768310693">
+    <w:abstractNumId w:val="12"/>
+  </w:num>
+  <w:num w:numId="9" w16cid:durableId="860969125">
+    <w:abstractNumId w:val="13"/>
+  </w:num>
+  <w:num w:numId="10" w16cid:durableId="2093626933">
     <w:abstractNumId w:val="4"/>
   </w:num>
-  <w:num w:numId="3" w16cid:durableId="2100372146">
-    <w:abstractNumId w:val="5"/>
-  </w:num>
-  <w:num w:numId="4" w16cid:durableId="2102989245">
-    <w:abstractNumId w:val="15"/>
-  </w:num>
-  <w:num w:numId="5" w16cid:durableId="1301304904">
-    <w:abstractNumId w:val="13"/>
-  </w:num>
-  <w:num w:numId="6" w16cid:durableId="571043273">
-    <w:abstractNumId w:val="26"/>
-  </w:num>
-  <w:num w:numId="7" w16cid:durableId="1252660646">
-    <w:abstractNumId w:val="7"/>
-  </w:num>
-  <w:num w:numId="8" w16cid:durableId="1768310693">
-    <w:abstractNumId w:val="11"/>
-  </w:num>
-  <w:num w:numId="9" w16cid:durableId="860969125">
-    <w:abstractNumId w:val="12"/>
-  </w:num>
-  <w:num w:numId="10" w16cid:durableId="2093626933">
-    <w:abstractNumId w:val="3"/>
-  </w:num>
   <w:num w:numId="11" w16cid:durableId="732319081">
-    <w:abstractNumId w:val="21"/>
+    <w:abstractNumId w:val="22"/>
   </w:num>
   <w:num w:numId="12" w16cid:durableId="926110522">
     <w:abstractNumId w:val="1"/>
   </w:num>
   <w:num w:numId="13" w16cid:durableId="1936817163">
-    <w:abstractNumId w:val="9"/>
+    <w:abstractNumId w:val="10"/>
   </w:num>
   <w:num w:numId="14" w16cid:durableId="96296025">
     <w:abstractNumId w:val="0"/>
   </w:num>
   <w:num w:numId="15" w16cid:durableId="480853792">
+    <w:abstractNumId w:val="21"/>
+  </w:num>
+  <w:num w:numId="16" w16cid:durableId="2090232551">
+    <w:abstractNumId w:val="26"/>
+  </w:num>
+  <w:num w:numId="17" w16cid:durableId="2110080485">
+    <w:abstractNumId w:val="9"/>
+  </w:num>
+  <w:num w:numId="18" w16cid:durableId="1086149211">
+    <w:abstractNumId w:val="24"/>
+  </w:num>
+  <w:num w:numId="19" w16cid:durableId="150483247">
+    <w:abstractNumId w:val="3"/>
+  </w:num>
+  <w:num w:numId="20" w16cid:durableId="1148673395">
+    <w:abstractNumId w:val="23"/>
+  </w:num>
+  <w:num w:numId="21" w16cid:durableId="1754663340">
+    <w:abstractNumId w:val="11"/>
+  </w:num>
+  <w:num w:numId="22" w16cid:durableId="1551380073">
+    <w:abstractNumId w:val="19"/>
+  </w:num>
+  <w:num w:numId="23" w16cid:durableId="1216697292">
+    <w:abstractNumId w:val="7"/>
+  </w:num>
+  <w:num w:numId="24" w16cid:durableId="1805151948">
+    <w:abstractNumId w:val="18"/>
+  </w:num>
+  <w:num w:numId="25" w16cid:durableId="1749376656">
     <w:abstractNumId w:val="20"/>
   </w:num>
-  <w:num w:numId="16" w16cid:durableId="2090232551">
+  <w:num w:numId="26" w16cid:durableId="753358098">
+    <w:abstractNumId w:val="15"/>
+  </w:num>
+  <w:num w:numId="27" w16cid:durableId="470098565">
     <w:abstractNumId w:val="25"/>
   </w:num>
-  <w:num w:numId="17" w16cid:durableId="2110080485">
-    <w:abstractNumId w:val="8"/>
-  </w:num>
-  <w:num w:numId="18" w16cid:durableId="1086149211">
-    <w:abstractNumId w:val="23"/>
-  </w:num>
-  <w:num w:numId="19" w16cid:durableId="150483247">
+  <w:num w:numId="28" w16cid:durableId="144855135">
     <w:abstractNumId w:val="2"/>
   </w:num>
-  <w:num w:numId="20" w16cid:durableId="1148673395">
-    <w:abstractNumId w:val="22"/>
+  <w:num w:numId="29" w16cid:durableId="670256089">
+    <w:abstractNumId w:val="2"/>
   </w:num>
-  <w:num w:numId="21" w16cid:durableId="1754663340">
-    <w:abstractNumId w:val="10"/>
-  </w:num>
-  <w:num w:numId="22" w16cid:durableId="1551380073">
-    <w:abstractNumId w:val="18"/>
-  </w:num>
-  <w:num w:numId="23" w16cid:durableId="1216697292">
-    <w:abstractNumId w:val="6"/>
-  </w:num>
-  <w:num w:numId="24" w16cid:durableId="1805151948">
-    <w:abstractNumId w:val="17"/>
-  </w:num>
-  <w:num w:numId="25" w16cid:durableId="1749376656">
-    <w:abstractNumId w:val="19"/>
-  </w:num>
-  <w:num w:numId="26" w16cid:durableId="753358098">
-    <w:abstractNumId w:val="14"/>
-  </w:num>
-  <w:num w:numId="27" w16cid:durableId="470098565">
-    <w:abstractNumId w:val="24"/>
+  <w:num w:numId="30" w16cid:durableId="1348101043">
+    <w:abstractNumId w:val="2"/>
     <w:lvlOverride w:ilvl="0"/>
     <w:lvlOverride w:ilvl="1"/>
     <w:lvlOverride w:ilvl="2"/>
